--- a/tests/fixtures/preserve.docx
+++ b/tests/fixtures/preserve.docx
@@ -35,7 +35,7 @@
           <w:noProof/>
         </w:rPr>
         <w:drawing>
-          <wp:inline distT="0" distB="0" distL="0" distR="0" wp14:anchorId="1C35C6AB" wp14:editId="3DCAE51B">
+          <wp:inline distT="0" distB="0" distL="0" distR="0" wp14:anchorId="68338BF3" wp14:editId="5FF51E42">
             <wp:extent cx="4876800" cy="4876800"/>
             <wp:effectExtent l="0" t="0" r="0" b="0"/>
             <wp:docPr id="1" name="Рисунок 1"/>
@@ -234,7 +234,7 @@
 
 <file path=word/comments.xml><?xml version="1.0" encoding="utf-8"?>
 <w:comments xmlns:wpc="http://schemas.microsoft.com/office/word/2010/wordprocessingCanvas" xmlns:cx="http://schemas.microsoft.com/office/drawing/2014/chartex" xmlns:cx1="http://schemas.microsoft.com/office/drawing/2015/9/8/chartex" xmlns:cx2="http://schemas.microsoft.com/office/drawing/2015/10/21/chartex" xmlns:cx3="http://schemas.microsoft.com/office/drawing/2016/5/9/chartex" xmlns:cx4="http://schemas.microsoft.com/office/drawing/2016/5/10/chartex" xmlns:cx5="http://schemas.microsoft.com/office/drawing/2016/5/11/chartex" xmlns:cx6="http://schemas.microsoft.com/office/drawing/2016/5/12/chartex" xmlns:cx7="http://schemas.microsoft.com/office/drawing/2016/5/13/chartex" xmlns:cx8="http://schemas.microsoft.com/office/drawing/2016/5/14/chartex" xmlns:mc="http://schemas.openxmlformats.org/markup-compatibility/2006" xmlns:aink="http://schemas.microsoft.com/office/drawing/2016/ink" xmlns:am3d="http://schemas.microsoft.com/office/drawing/2017/model3d" xmlns:o="urn:schemas-microsoft-com:office:office" xmlns:r="http://schemas.openxmlformats.org/officeDocument/2006/relationships" xmlns:m="http://schemas.openxmlformats.org/officeDocument/2006/math" xmlns:v="urn:schemas-microsoft-com:vml" xmlns:wp14="http://schemas.microsoft.com/office/word/2010/wordprocessingDrawing" xmlns:wp="http://schemas.openxmlformats.org/drawingml/2006/wordprocessingDrawing" xmlns:w10="urn:schemas-microsoft-com:office:word" xmlns:w="http://schemas.openxmlformats.org/wordprocessingml/2006/main" xmlns:w14="http://schemas.microsoft.com/office/word/2010/wordml" xmlns:w15="http://schemas.microsoft.com/office/word/2012/wordml" xmlns:w16cex="http://schemas.microsoft.com/office/word/2018/wordml/cex" xmlns:w16cid="http://schemas.microsoft.com/office/word/2016/wordml/cid" xmlns:w16="http://schemas.microsoft.com/office/word/2018/wordml" xmlns:w16sdtdh="http://schemas.microsoft.com/office/word/2020/wordml/sdtdatahash" xmlns:w16se="http://schemas.microsoft.com/office/word/2015/wordml/symex" xmlns:wpg="http://schemas.microsoft.com/office/word/2010/wordprocessingGroup" xmlns:wpi="http://schemas.microsoft.com/office/word/2010/wordprocessingInk" xmlns:wne="http://schemas.microsoft.com/office/word/2006/wordml" xmlns:wps="http://schemas.microsoft.com/office/word/2010/wordprocessingShape" mc:Ignorable="w14 w15 w16se w16cid w16 w16cex w16sdtdh wp14">
-  <w:comment w:id="0" w:author="Aleksey Marulidi" w:date="2026-10-06T16:29:00Z" w:initials="AM">
+  <w:comment w:id="0" w:author="Перо Тест" w:date="2026-10-06T19:02:00Z" w:initials="ПТ">
     <w:p>
       <w:pPr>
         <w:pStyle w:val="ab"/>
@@ -255,19 +255,19 @@
 
 <file path=word/commentsExtended.xml><?xml version="1.0" encoding="utf-8"?>
 <w15:commentsEx xmlns:wpc="http://schemas.microsoft.com/office/word/2010/wordprocessingCanvas" xmlns:cx="http://schemas.microsoft.com/office/drawing/2014/chartex" xmlns:cx1="http://schemas.microsoft.com/office/drawing/2015/9/8/chartex" xmlns:cx2="http://schemas.microsoft.com/office/drawing/2015/10/21/chartex" xmlns:cx3="http://schemas.microsoft.com/office/drawing/2016/5/9/chartex" xmlns:cx4="http://schemas.microsoft.com/office/drawing/2016/5/10/chartex" xmlns:cx5="http://schemas.microsoft.com/office/drawing/2016/5/11/chartex" xmlns:cx6="http://schemas.microsoft.com/office/drawing/2016/5/12/chartex" xmlns:cx7="http://schemas.microsoft.com/office/drawing/2016/5/13/chartex" xmlns:cx8="http://schemas.microsoft.com/office/drawing/2016/5/14/chartex" xmlns:mc="http://schemas.openxmlformats.org/markup-compatibility/2006" xmlns:aink="http://schemas.microsoft.com/office/drawing/2016/ink" xmlns:am3d="http://schemas.microsoft.com/office/drawing/2017/model3d" xmlns:o="urn:schemas-microsoft-com:office:office" xmlns:r="http://schemas.openxmlformats.org/officeDocument/2006/relationships" xmlns:m="http://schemas.openxmlformats.org/officeDocument/2006/math" xmlns:v="urn:schemas-microsoft-com:vml" xmlns:wp14="http://schemas.microsoft.com/office/word/2010/wordprocessingDrawing" xmlns:wp="http://schemas.openxmlformats.org/drawingml/2006/wordprocessingDrawing" xmlns:w10="urn:schemas-microsoft-com:office:word" xmlns:w="http://schemas.openxmlformats.org/wordprocessingml/2006/main" xmlns:w14="http://schemas.microsoft.com/office/word/2010/wordml" xmlns:w15="http://schemas.microsoft.com/office/word/2012/wordml" xmlns:w16cex="http://schemas.microsoft.com/office/word/2018/wordml/cex" xmlns:w16cid="http://schemas.microsoft.com/office/word/2016/wordml/cid" xmlns:w16="http://schemas.microsoft.com/office/word/2018/wordml" xmlns:w16sdtdh="http://schemas.microsoft.com/office/word/2020/wordml/sdtdatahash" xmlns:w16se="http://schemas.microsoft.com/office/word/2015/wordml/symex" xmlns:wpg="http://schemas.microsoft.com/office/word/2010/wordprocessingGroup" xmlns:wpi="http://schemas.microsoft.com/office/word/2010/wordprocessingInk" xmlns:wne="http://schemas.microsoft.com/office/word/2006/wordml" xmlns:wps="http://schemas.microsoft.com/office/word/2010/wordprocessingShape" mc:Ignorable="w14 w15 w16se w16cid w16 w16cex w16sdtdh wp14">
-  <w15:commentEx w15:paraId="3ADCB9DF" w15:done="0"/>
+  <w15:commentEx w15:paraId="3D79ACB9" w15:done="0"/>
 </w15:commentsEx>
 </file>
 
 <file path=word/commentsExtensible.xml><?xml version="1.0" encoding="utf-8"?>
 <w16cex:commentsExtensible xmlns:wpc="http://schemas.microsoft.com/office/word/2010/wordprocessingCanvas" xmlns:cx="http://schemas.microsoft.com/office/drawing/2014/chartex" xmlns:cx1="http://schemas.microsoft.com/office/drawing/2015/9/8/chartex" xmlns:cx2="http://schemas.microsoft.com/office/drawing/2015/10/21/chartex" xmlns:cx3="http://schemas.microsoft.com/office/drawing/2016/5/9/chartex" xmlns:cx4="http://schemas.microsoft.com/office/drawing/2016/5/10/chartex" xmlns:cx5="http://schemas.microsoft.com/office/drawing/2016/5/11/chartex" xmlns:cx6="http://schemas.microsoft.com/office/drawing/2016/5/12/chartex" xmlns:cx7="http://schemas.microsoft.com/office/drawing/2016/5/13/chartex" xmlns:cx8="http://schemas.microsoft.com/office/drawing/2016/5/14/chartex" xmlns:mc="http://schemas.openxmlformats.org/markup-compatibility/2006" xmlns:aink="http://schemas.microsoft.com/office/drawing/2016/ink" xmlns:am3d="http://schemas.microsoft.com/office/drawing/2017/model3d" xmlns:o="urn:schemas-microsoft-com:office:office" xmlns:r="http://schemas.openxmlformats.org/officeDocument/2006/relationships" xmlns:m="http://schemas.openxmlformats.org/officeDocument/2006/math" xmlns:v="urn:schemas-microsoft-com:vml" xmlns:wp14="http://schemas.microsoft.com/office/word/2010/wordprocessingDrawing" xmlns:wp="http://schemas.openxmlformats.org/drawingml/2006/wordprocessingDrawing" xmlns:w10="urn:schemas-microsoft-com:office:word" xmlns:w="http://schemas.openxmlformats.org/wordprocessingml/2006/main" xmlns:w14="http://schemas.microsoft.com/office/word/2010/wordml" xmlns:w15="http://schemas.microsoft.com/office/word/2012/wordml" xmlns:w16cex="http://schemas.microsoft.com/office/word/2018/wordml/cex" xmlns:w16cid="http://schemas.microsoft.com/office/word/2016/wordml/cid" xmlns:w16="http://schemas.microsoft.com/office/word/2018/wordml" xmlns:w16sdtdh="http://schemas.microsoft.com/office/word/2020/wordml/sdtdatahash" xmlns:w16se="http://schemas.microsoft.com/office/word/2015/wordml/symex" xmlns:wpg="http://schemas.microsoft.com/office/word/2010/wordprocessingGroup" xmlns:wpi="http://schemas.microsoft.com/office/word/2010/wordprocessingInk" xmlns:wne="http://schemas.microsoft.com/office/word/2006/wordml" xmlns:wps="http://schemas.microsoft.com/office/word/2010/wordprocessingShape" mc:Ignorable="w14 w15 w16se w16cid w16 w16cex w16sdtdh wp14">
-  <w16cex:commentExtensible w16cex:durableId="2E6FA06C" w16cex:dateUtc="2026-10-06T13:29:00Z"/>
+  <w16cex:commentExtensible w16cex:durableId="2E6FC451" w16cex:dateUtc="2026-10-06T16:02:00Z"/>
 </w16cex:commentsExtensible>
 </file>
 
 <file path=word/commentsIds.xml><?xml version="1.0" encoding="utf-8"?>
 <w16cid:commentsIds xmlns:wpc="http://schemas.microsoft.com/office/word/2010/wordprocessingCanvas" xmlns:cx="http://schemas.microsoft.com/office/drawing/2014/chartex" xmlns:cx1="http://schemas.microsoft.com/office/drawing/2015/9/8/chartex" xmlns:cx2="http://schemas.microsoft.com/office/drawing/2015/10/21/chartex" xmlns:cx3="http://schemas.microsoft.com/office/drawing/2016/5/9/chartex" xmlns:cx4="http://schemas.microsoft.com/office/drawing/2016/5/10/chartex" xmlns:cx5="http://schemas.microsoft.com/office/drawing/2016/5/11/chartex" xmlns:cx6="http://schemas.microsoft.com/office/drawing/2016/5/12/chartex" xmlns:cx7="http://schemas.microsoft.com/office/drawing/2016/5/13/chartex" xmlns:cx8="http://schemas.microsoft.com/office/drawing/2016/5/14/chartex" xmlns:mc="http://schemas.openxmlformats.org/markup-compatibility/2006" xmlns:aink="http://schemas.microsoft.com/office/drawing/2016/ink" xmlns:am3d="http://schemas.microsoft.com/office/drawing/2017/model3d" xmlns:o="urn:schemas-microsoft-com:office:office" xmlns:r="http://schemas.openxmlformats.org/officeDocument/2006/relationships" xmlns:m="http://schemas.openxmlformats.org/officeDocument/2006/math" xmlns:v="urn:schemas-microsoft-com:vml" xmlns:wp14="http://schemas.microsoft.com/office/word/2010/wordprocessingDrawing" xmlns:wp="http://schemas.openxmlformats.org/drawingml/2006/wordprocessingDrawing" xmlns:w10="urn:schemas-microsoft-com:office:word" xmlns:w="http://schemas.openxmlformats.org/wordprocessingml/2006/main" xmlns:w14="http://schemas.microsoft.com/office/word/2010/wordml" xmlns:w15="http://schemas.microsoft.com/office/word/2012/wordml" xmlns:w16cex="http://schemas.microsoft.com/office/word/2018/wordml/cex" xmlns:w16cid="http://schemas.microsoft.com/office/word/2016/wordml/cid" xmlns:w16="http://schemas.microsoft.com/office/word/2018/wordml" xmlns:w16sdtdh="http://schemas.microsoft.com/office/word/2020/wordml/sdtdatahash" xmlns:w16se="http://schemas.microsoft.com/office/word/2015/wordml/symex" xmlns:wpg="http://schemas.microsoft.com/office/word/2010/wordprocessingGroup" xmlns:wpi="http://schemas.microsoft.com/office/word/2010/wordprocessingInk" xmlns:wne="http://schemas.microsoft.com/office/word/2006/wordml" xmlns:wps="http://schemas.microsoft.com/office/word/2010/wordprocessingShape" mc:Ignorable="w14 w15 w16se w16cid w16 w16cex w16sdtdh wp14">
-  <w16cid:commentId w16cid:paraId="3ADCB9DF" w16cid:durableId="2E6FA06C"/>
+  <w16cid:commentId w16cid:paraId="3D79ACB9" w16cid:durableId="2E6FC451"/>
 </w16cid:commentsIds>
 </file>
 
@@ -355,6 +355,9 @@
     <w:p>
       <w:pPr>
         <w:pStyle w:val="a7"/>
+        <w:rPr>
+          <w:lang w:val="en-US"/>
+        </w:rPr>
       </w:pPr>
       <w:r>
         <w:rPr>
@@ -363,7 +366,13 @@
         <w:footnoteRef/>
       </w:r>
       <w:r>
-        <w:t xml:space="preserve"> Текст сноски</w:t>
+        <w:t xml:space="preserve"> </w:t>
+      </w:r>
+      <w:r>
+        <w:rPr>
+          <w:lang w:val="en-US"/>
+        </w:rPr>
+        <w:t>Текст сноски</w:t>
       </w:r>
     </w:p>
   </w:footnote>
@@ -405,8 +414,8 @@
 
 <file path=word/people.xml><?xml version="1.0" encoding="utf-8"?>
 <w15:people xmlns:wpc="http://schemas.microsoft.com/office/word/2010/wordprocessingCanvas" xmlns:cx="http://schemas.microsoft.com/office/drawing/2014/chartex" xmlns:cx1="http://schemas.microsoft.com/office/drawing/2015/9/8/chartex" xmlns:cx2="http://schemas.microsoft.com/office/drawing/2015/10/21/chartex" xmlns:cx3="http://schemas.microsoft.com/office/drawing/2016/5/9/chartex" xmlns:cx4="http://schemas.microsoft.com/office/drawing/2016/5/10/chartex" xmlns:cx5="http://schemas.microsoft.com/office/drawing/2016/5/11/chartex" xmlns:cx6="http://schemas.microsoft.com/office/drawing/2016/5/12/chartex" xmlns:cx7="http://schemas.microsoft.com/office/drawing/2016/5/13/chartex" xmlns:cx8="http://schemas.microsoft.com/office/drawing/2016/5/14/chartex" xmlns:mc="http://schemas.openxmlformats.org/markup-compatibility/2006" xmlns:aink="http://schemas.microsoft.com/office/drawing/2016/ink" xmlns:am3d="http://schemas.microsoft.com/office/drawing/2017/model3d" xmlns:o="urn:schemas-microsoft-com:office:office" xmlns:r="http://schemas.openxmlformats.org/officeDocument/2006/relationships" xmlns:m="http://schemas.openxmlformats.org/officeDocument/2006/math" xmlns:v="urn:schemas-microsoft-com:vml" xmlns:wp14="http://schemas.microsoft.com/office/word/2010/wordprocessingDrawing" xmlns:wp="http://schemas.openxmlformats.org/drawingml/2006/wordprocessingDrawing" xmlns:w10="urn:schemas-microsoft-com:office:word" xmlns:w="http://schemas.openxmlformats.org/wordprocessingml/2006/main" xmlns:w14="http://schemas.microsoft.com/office/word/2010/wordml" xmlns:w15="http://schemas.microsoft.com/office/word/2012/wordml" xmlns:w16cex="http://schemas.microsoft.com/office/word/2018/wordml/cex" xmlns:w16cid="http://schemas.microsoft.com/office/word/2016/wordml/cid" xmlns:w16="http://schemas.microsoft.com/office/word/2018/wordml" xmlns:w16sdtdh="http://schemas.microsoft.com/office/word/2020/wordml/sdtdatahash" xmlns:w16se="http://schemas.microsoft.com/office/word/2015/wordml/symex" xmlns:wpg="http://schemas.microsoft.com/office/word/2010/wordprocessingGroup" xmlns:wpi="http://schemas.microsoft.com/office/word/2010/wordprocessingInk" xmlns:wne="http://schemas.microsoft.com/office/word/2006/wordml" xmlns:wps="http://schemas.microsoft.com/office/word/2010/wordprocessingShape" mc:Ignorable="w14 w15 w16se w16cid w16 w16cex w16sdtdh wp14">
-  <w15:person w15:author="Aleksey Marulidi">
-    <w15:presenceInfo w15:providerId="Windows Live" w15:userId="aaec639860a53e79"/>
+  <w15:person w15:author="Перо Тест">
+    <w15:presenceInfo w15:providerId="None" w15:userId="Перо Тест"/>
   </w15:person>
 </w15:people>
 </file>
@@ -843,7 +852,7 @@
     <w:link w:val="a4"/>
     <w:uiPriority w:val="99"/>
     <w:unhideWhenUsed/>
-    <w:rsid w:val="0009426A"/>
+    <w:rsid w:val="009E0B1F"/>
     <w:pPr>
       <w:tabs>
         <w:tab w:val="center" w:pos="4677"/>
@@ -857,7 +866,7 @@
     <w:basedOn w:val="a0"/>
     <w:link w:val="a3"/>
     <w:uiPriority w:val="99"/>
-    <w:rsid w:val="0009426A"/>
+    <w:rsid w:val="009E0B1F"/>
   </w:style>
   <w:style w:type="paragraph" w:styleId="a5">
     <w:name w:val="footer"/>
@@ -865,7 +874,7 @@
     <w:link w:val="a6"/>
     <w:uiPriority w:val="99"/>
     <w:unhideWhenUsed/>
-    <w:rsid w:val="0009426A"/>
+    <w:rsid w:val="009E0B1F"/>
     <w:pPr>
       <w:tabs>
         <w:tab w:val="center" w:pos="4677"/>
@@ -879,7 +888,7 @@
     <w:basedOn w:val="a0"/>
     <w:link w:val="a5"/>
     <w:uiPriority w:val="99"/>
-    <w:rsid w:val="0009426A"/>
+    <w:rsid w:val="009E0B1F"/>
   </w:style>
   <w:style w:type="paragraph" w:styleId="a7">
     <w:name w:val="footnote text"/>
@@ -888,7 +897,7 @@
     <w:uiPriority w:val="99"/>
     <w:semiHidden/>
     <w:unhideWhenUsed/>
-    <w:rsid w:val="0009426A"/>
+    <w:rsid w:val="009E0B1F"/>
     <w:pPr>
       <w:spacing w:after="0" w:line="240" w:lineRule="auto"/>
     </w:pPr>
@@ -903,7 +912,7 @@
     <w:link w:val="a7"/>
     <w:uiPriority w:val="99"/>
     <w:semiHidden/>
-    <w:rsid w:val="0009426A"/>
+    <w:rsid w:val="009E0B1F"/>
     <w:rPr>
       <w:sz w:val="20"/>
       <w:szCs w:val="20"/>
@@ -915,7 +924,7 @@
     <w:uiPriority w:val="99"/>
     <w:semiHidden/>
     <w:unhideWhenUsed/>
-    <w:rsid w:val="0009426A"/>
+    <w:rsid w:val="009E0B1F"/>
     <w:rPr>
       <w:vertAlign w:val="superscript"/>
     </w:rPr>
@@ -926,7 +935,7 @@
     <w:uiPriority w:val="99"/>
     <w:semiHidden/>
     <w:unhideWhenUsed/>
-    <w:rsid w:val="0009426A"/>
+    <w:rsid w:val="009E0B1F"/>
     <w:rPr>
       <w:sz w:val="16"/>
       <w:szCs w:val="16"/>
@@ -939,7 +948,7 @@
     <w:uiPriority w:val="99"/>
     <w:semiHidden/>
     <w:unhideWhenUsed/>
-    <w:rsid w:val="0009426A"/>
+    <w:rsid w:val="009E0B1F"/>
     <w:pPr>
       <w:spacing w:line="240" w:lineRule="auto"/>
     </w:pPr>
@@ -954,7 +963,7 @@
     <w:link w:val="ab"/>
     <w:uiPriority w:val="99"/>
     <w:semiHidden/>
-    <w:rsid w:val="0009426A"/>
+    <w:rsid w:val="009E0B1F"/>
     <w:rPr>
       <w:sz w:val="20"/>
       <w:szCs w:val="20"/>
@@ -968,7 +977,7 @@
     <w:uiPriority w:val="99"/>
     <w:semiHidden/>
     <w:unhideWhenUsed/>
-    <w:rsid w:val="0009426A"/>
+    <w:rsid w:val="009E0B1F"/>
     <w:rPr>
       <w:b/>
       <w:bCs/>
@@ -980,7 +989,7 @@
     <w:link w:val="ad"/>
     <w:uiPriority w:val="99"/>
     <w:semiHidden/>
-    <w:rsid w:val="0009426A"/>
+    <w:rsid w:val="009E0B1F"/>
     <w:rPr>
       <w:b/>
       <w:bCs/>
@@ -993,7 +1002,7 @@
     <w:basedOn w:val="a0"/>
     <w:uiPriority w:val="99"/>
     <w:unhideWhenUsed/>
-    <w:rsid w:val="0009426A"/>
+    <w:rsid w:val="009E0B1F"/>
     <w:rPr>
       <w:color w:val="0563C1" w:themeColor="hyperlink"/>
       <w:u w:val="single"/>
@@ -1005,7 +1014,7 @@
     <w:uiPriority w:val="99"/>
     <w:semiHidden/>
     <w:unhideWhenUsed/>
-    <w:rsid w:val="0009426A"/>
+    <w:rsid w:val="009E0B1F"/>
     <w:rPr>
       <w:color w:val="605E5C"/>
       <w:shd w:val="clear" w:color="auto" w:fill="E1DFDD"/>
